--- a/Excel/Excel-Notes-01.docx
+++ b/Excel/Excel-Notes-01.docx
@@ -1,6 +1,6 @@
 
 <file path=word/document.xml><?xml version="1.0" encoding="utf-8"?>
-<w:document xmlns:wpc="http://schemas.microsoft.com/office/word/2010/wordprocessingCanvas" xmlns:cx="http://schemas.microsoft.com/office/drawing/2014/chartex" xmlns:cx1="http://schemas.microsoft.com/office/drawing/2015/9/8/chartex" xmlns:cx2="http://schemas.microsoft.com/office/drawing/2015/10/21/chartex" xmlns:cx3="http://schemas.microsoft.com/office/drawing/2016/5/9/chartex" xmlns:cx4="http://schemas.microsoft.com/office/drawing/2016/5/10/chartex" xmlns:cx5="http://schemas.microsoft.com/office/drawing/2016/5/11/chartex" xmlns:cx6="http://schemas.microsoft.com/office/drawing/2016/5/12/chartex" xmlns:cx7="http://schemas.microsoft.com/office/drawing/2016/5/13/chartex" xmlns:cx8="http://schemas.microsoft.com/office/drawing/2016/5/14/chartex" xmlns:mc="http://schemas.openxmlformats.org/markup-compatibility/2006" xmlns:aink="http://schemas.microsoft.com/office/drawing/2016/ink" xmlns:am3d="http://schemas.microsoft.com/office/drawing/2017/model3d" xmlns:o="urn:schemas-microsoft-com:office:office" xmlns:oel="http://schemas.microsoft.com/office/2019/extlst" xmlns:r="http://schemas.openxmlformats.org/officeDocument/2006/relationships" xmlns:m="http://schemas.openxmlformats.org/officeDocument/2006/math" xmlns:v="urn:schemas-microsoft-com:vml" xmlns:wp14="http://schemas.microsoft.com/office/word/2010/wordprocessingDrawing" xmlns:wp="http://schemas.openxmlformats.org/drawingml/2006/wordprocessingDrawing" xmlns:w10="urn:schemas-microsoft-com:office:word" xmlns:w="http://schemas.openxmlformats.org/wordprocessingml/2006/main" xmlns:w14="http://schemas.microsoft.com/office/word/2010/wordml" xmlns:w15="http://schemas.microsoft.com/office/word/2012/wordml" xmlns:w16cei="http://schemas.microsoft.com/office/word/2026/wordml/cei" xmlns:w16cex="http://schemas.microsoft.com/office/word/2018/wordml/cex" xmlns:w16cid="http://schemas.microsoft.com/office/word/2016/wordml/cid" xmlns:w16="http://schemas.microsoft.com/office/word/2018/wordml" xmlns:w16du="http://schemas.microsoft.com/office/word/2023/wordml/word16du" xmlns:w16sdtdh="http://schemas.microsoft.com/office/word/2020/wordml/sdtdatahash" xmlns:w16sdtfl="http://schemas.microsoft.com/office/word/2024/wordml/sdtformatlock" xmlns:w16se="http://schemas.microsoft.com/office/word/2015/wordml/symex" xmlns:wpg="http://schemas.microsoft.com/office/word/2010/wordprocessingGroup" xmlns:wpi="http://schemas.microsoft.com/office/word/2010/wordprocessingInk" xmlns:wne="http://schemas.microsoft.com/office/word/2006/wordml" xmlns:wps="http://schemas.microsoft.com/office/word/2010/wordprocessingShape" mc:Ignorable="w14 w15 w16se w16cid w16 w16cex w16sdtdh w16sdtfl w16du wp14">
+<w:document xmlns:wpc="http://schemas.microsoft.com/office/word/2010/wordprocessingCanvas" xmlns:cx="http://schemas.microsoft.com/office/drawing/2014/chartex" xmlns:cx1="http://schemas.microsoft.com/office/drawing/2015/9/8/chartex" xmlns:cx2="http://schemas.microsoft.com/office/drawing/2015/10/21/chartex" xmlns:cx3="http://schemas.microsoft.com/office/drawing/2016/5/9/chartex" xmlns:cx4="http://schemas.microsoft.com/office/drawing/2016/5/10/chartex" xmlns:cx5="http://schemas.microsoft.com/office/drawing/2016/5/11/chartex" xmlns:cx6="http://schemas.microsoft.com/office/drawing/2016/5/12/chartex" xmlns:cx7="http://schemas.microsoft.com/office/drawing/2016/5/13/chartex" xmlns:cx8="http://schemas.microsoft.com/office/drawing/2016/5/14/chartex" xmlns:mc="http://schemas.openxmlformats.org/markup-compatibility/2006" xmlns:aink="http://schemas.microsoft.com/office/drawing/2016/ink" xmlns:am3d="http://schemas.microsoft.com/office/drawing/2017/model3d" xmlns:o="urn:schemas-microsoft-com:office:office" xmlns:oel="http://schemas.microsoft.com/office/2019/extlst" xmlns:r="http://schemas.openxmlformats.org/officeDocument/2006/relationships" xmlns:m="http://schemas.openxmlformats.org/officeDocument/2006/math" xmlns:v="urn:schemas-microsoft-com:vml" xmlns:wp14="http://schemas.microsoft.com/office/word/2010/wordprocessingDrawing" xmlns:wp="http://schemas.openxmlformats.org/drawingml/2006/wordprocessingDrawing" xmlns:w10="urn:schemas-microsoft-com:office:word" xmlns:w="http://schemas.openxmlformats.org/wordprocessingml/2006/main" xmlns:w14="http://schemas.microsoft.com/office/word/2010/wordml" xmlns:w15="http://schemas.microsoft.com/office/word/2012/wordml" xmlns:w16cex="http://schemas.microsoft.com/office/word/2018/wordml/cex" xmlns:w16cid="http://schemas.microsoft.com/office/word/2016/wordml/cid" xmlns:w16="http://schemas.microsoft.com/office/word/2018/wordml" xmlns:w16du="http://schemas.microsoft.com/office/word/2023/wordml/word16du" xmlns:w16sdtdh="http://schemas.microsoft.com/office/word/2020/wordml/sdtdatahash" xmlns:w16sdtfl="http://schemas.microsoft.com/office/word/2024/wordml/sdtformatlock" xmlns:w16se="http://schemas.microsoft.com/office/word/2015/wordml/symex" xmlns:wpg="http://schemas.microsoft.com/office/word/2010/wordprocessingGroup" xmlns:wpi="http://schemas.microsoft.com/office/word/2010/wordprocessingInk" xmlns:wne="http://schemas.microsoft.com/office/word/2006/wordml" xmlns:wps="http://schemas.microsoft.com/office/word/2010/wordprocessingShape" mc:Ignorable="w14 w15 w16se w16cid w16 w16cex w16sdtdh w16sdtfl w16du wp14">
   <w:body>
     <w:p>
       <w:r>
@@ -130,7 +130,13 @@
     <w:p>
       <w:r>
         <w:lastRenderedPageBreak/>
-        <w:t>To apply the mathematics operation to date cells:</w:t>
+        <w:t xml:space="preserve">To apply the </w:t>
+      </w:r>
+      <w:r>
+        <w:t>mathematical</w:t>
+      </w:r>
+      <w:r>
+        <w:t xml:space="preserve"> operation to date cells:</w:t>
       </w:r>
     </w:p>
     <w:p>
@@ -253,7 +259,13 @@
     <w:p>
       <w:r>
         <w:lastRenderedPageBreak/>
-        <w:t xml:space="preserve">The same issue for other formulas to use: </w:t>
+        <w:t xml:space="preserve">The same issue </w:t>
+      </w:r>
+      <w:r>
+        <w:t>applies to</w:t>
+      </w:r>
+      <w:r>
+        <w:t xml:space="preserve"> other formulas to use: </w:t>
       </w:r>
       <w:r>
         <w:rPr>
@@ -295,6 +307,14 @@
           <w:color w:val="0070C0"/>
         </w:rPr>
         <w:t>sum</w:t>
+      </w:r>
+      <w:r>
+        <w:rPr>
+          <w:b/>
+          <w:bCs/>
+          <w:color w:val="0070C0"/>
+        </w:rPr>
+        <w:t>.</w:t>
       </w:r>
     </w:p>
     <w:p>
@@ -417,7 +437,13 @@
     <w:p>
       <w:r>
         <w:lastRenderedPageBreak/>
-        <w:t>To apply the format on the cell:</w:t>
+        <w:t xml:space="preserve">To apply the format </w:t>
+      </w:r>
+      <w:r>
+        <w:t>to</w:t>
+      </w:r>
+      <w:r>
+        <w:t xml:space="preserve"> the cell:</w:t>
       </w:r>
     </w:p>
     <w:p>
@@ -478,7 +504,7 @@
     </w:p>
     <w:p>
       <w:r>
-        <w:t>To use the conditional formatting with its formulas:</w:t>
+        <w:t>To use conditional formatting with its formulas:</w:t>
       </w:r>
     </w:p>
     <w:p>
@@ -724,7 +750,13 @@
     </w:p>
     <w:p>
       <w:r>
-        <w:t>Getting the data using the MID-Function:</w:t>
+        <w:t xml:space="preserve">Getting the data using the </w:t>
+      </w:r>
+      <w:r>
+        <w:t>MID function</w:t>
+      </w:r>
+      <w:r>
+        <w:t>:</w:t>
       </w:r>
     </w:p>
     <w:p>
@@ -853,7 +885,13 @@
     </w:p>
     <w:p>
       <w:r>
-        <w:t>Split the data using the LEFT-Function:</w:t>
+        <w:t xml:space="preserve">Split the data using the </w:t>
+      </w:r>
+      <w:r>
+        <w:t>LEFT function</w:t>
+      </w:r>
+      <w:r>
+        <w:t>:</w:t>
       </w:r>
     </w:p>
     <w:p>
@@ -915,13 +953,13 @@
     <w:p>
       <w:r>
         <w:lastRenderedPageBreak/>
-        <w:t>To convert the Text data into columns (Generate Data) from the Data</w:t>
-      </w:r>
-      <w:r>
-        <w:t>-</w:t>
-      </w:r>
-      <w:r>
-        <w:t>Tab:</w:t>
+        <w:t xml:space="preserve">To convert the Text data into columns (Generate Data) from the </w:t>
+      </w:r>
+      <w:r>
+        <w:t>Data tab</w:t>
+      </w:r>
+      <w:r>
+        <w:t>:</w:t>
       </w:r>
       <w:r>
         <w:rPr>
@@ -980,7 +1018,13 @@
     </w:p>
     <w:p>
       <w:r>
-        <w:t>Using the If-Formula to set the right value for the cell:</w:t>
+        <w:t xml:space="preserve">Using the </w:t>
+      </w:r>
+      <w:r>
+        <w:t>IF formula</w:t>
+      </w:r>
+      <w:r>
+        <w:t xml:space="preserve"> to set the right value for the cell:</w:t>
       </w:r>
     </w:p>
     <w:p>
@@ -1101,7 +1145,58 @@
         <w:t>================================================</w:t>
       </w:r>
     </w:p>
-    <w:p/>
+    <w:p>
+      <w:r>
+        <w:t>Select the data for the chart so that we can define the horizontal and vertical axes.</w:t>
+      </w:r>
+    </w:p>
+    <w:p>
+      <w:r>
+        <w:drawing>
+          <wp:inline distT="0" distB="0" distL="0" distR="0" wp14:anchorId="1E83C9F0" wp14:editId="2BBA0656">
+            <wp:extent cx="5943600" cy="3151505"/>
+            <wp:effectExtent l="0" t="0" r="0" b="0"/>
+            <wp:docPr id="1409010228" name="Picture 1"/>
+            <wp:cNvGraphicFramePr>
+              <a:graphicFrameLocks xmlns:a="http://schemas.openxmlformats.org/drawingml/2006/main" noChangeAspect="1"/>
+            </wp:cNvGraphicFramePr>
+            <a:graphic xmlns:a="http://schemas.openxmlformats.org/drawingml/2006/main">
+              <a:graphicData uri="http://schemas.openxmlformats.org/drawingml/2006/picture">
+                <pic:pic xmlns:pic="http://schemas.openxmlformats.org/drawingml/2006/picture">
+                  <pic:nvPicPr>
+                    <pic:cNvPr id="1409010228" name=""/>
+                    <pic:cNvPicPr/>
+                  </pic:nvPicPr>
+                  <pic:blipFill>
+                    <a:blip r:embed="rId21"/>
+                    <a:stretch>
+                      <a:fillRect/>
+                    </a:stretch>
+                  </pic:blipFill>
+                  <pic:spPr>
+                    <a:xfrm>
+                      <a:off x="0" y="0"/>
+                      <a:ext cx="5943600" cy="3151505"/>
+                    </a:xfrm>
+                    <a:prstGeom prst="rect">
+                      <a:avLst/>
+                    </a:prstGeom>
+                  </pic:spPr>
+                </pic:pic>
+              </a:graphicData>
+            </a:graphic>
+          </wp:inline>
+        </w:drawing>
+      </w:r>
+    </w:p>
+    <w:p>
+      <w:pPr>
+        <w:ind w:left="720" w:firstLine="720"/>
+      </w:pPr>
+      <w:r>
+        <w:t>================================================</w:t>
+      </w:r>
+    </w:p>
     <w:sectPr>
       <w:pgSz w:w="12240" w:h="15840"/>
       <w:pgMar w:top="1440" w:right="1440" w:bottom="1440" w:left="1440" w:header="708" w:footer="708" w:gutter="0"/>
@@ -1715,7 +1810,6 @@
   <w:style w:type="character" w:default="1" w:styleId="DefaultParagraphFont">
     <w:name w:val="Default Paragraph Font"/>
     <w:uiPriority w:val="1"/>
-    <w:semiHidden/>
     <w:unhideWhenUsed/>
   </w:style>
   <w:style w:type="table" w:default="1" w:styleId="TableNormal">
